--- a/guess-what/unit-4-my-day/worksheets/worksheet-A.docx
+++ b/guess-what/unit-4-my-day/worksheets/worksheet-A.docx
@@ -128,7 +128,7 @@
                 <w:i w:val="0"/>
                 <w:sz w:val="22"/>
               </w:rPr>
-              <w:t>clean my teeth</w:t>
+              <w:t>brush your teeth</w:t>
             </w:r>
             <w:r>
               <w:rPr>
@@ -200,7 +200,7 @@
                 <w:i w:val="0"/>
                 <w:sz w:val="22"/>
               </w:rPr>
-              <w:t>have a shower</w:t>
+              <w:t>take a shower</w:t>
             </w:r>
             <w:r>
               <w:rPr>
